--- a/Đề thi Phục Hình Tháo Lắp RHM/RHM K41.docx
+++ b/Đề thi Phục Hình Tháo Lắp RHM/RHM K41.docx
@@ -428,6 +428,17 @@
           <w:b/>
         </w:rPr>
         <w:t>Đáp án: C</w:t>
+      </w:r>
+    </w:p>
+    <w:p>
+      <w:r>
+        <w:rPr>
+          <w:b/>
+        </w:rPr>
+        <w:t xml:space="preserve">Ghi chú: </w:t>
+      </w:r>
+      <w:r>
+        <w:t>Theo Bảng 3.1 giáo trình PHTL (hệ số nhai): R11 = 2, R12 = 1, R28 = 2, R48 = 2 → B, C, D bằng nhau, câu hỏi có vấn đề. Đề khoanh C.</w:t>
       </w:r>
     </w:p>
     <w:p>
@@ -657,7 +668,18 @@
         <w:rPr>
           <w:b/>
         </w:rPr>
-        <w:t>Đáp án: B</w:t>
+        <w:t>Đáp án: A (AI làm đáp án — đề gốc khoanh B. Loại III, biến thể 1)</w:t>
+      </w:r>
+    </w:p>
+    <w:p>
+      <w:r>
+        <w:rPr>
+          <w:b/>
+        </w:rPr>
+        <w:t xml:space="preserve">Ghi chú: </w:t>
+      </w:r>
+      <w:r>
+        <w:t>Hình: còn 6 răng trước và một răng cối bên phải; bên trái mất hết răng sau tới cuối cung (không còn răng giới hạn phía xa) → Kennedy loại II; bên phải có thêm một khoảng mất răng giữa răng nanh và răng cối → biến thể 1 (giáo trình PHTL Bài 3, mục 4.1–4.2).</w:t>
       </w:r>
     </w:p>
     <w:p>
@@ -887,7 +909,7 @@
         <w:rPr>
           <w:b/>
         </w:rPr>
-        <w:t>Đáp án: C (AI làm đáp án, khác phương án khoanh trong đề — nên kiểm tra)</w:t>
+        <w:t>Đáp án: C (AI làm đáp án — đề gốc khoanh A. Loại V)</w:t>
       </w:r>
     </w:p>
     <w:p>
@@ -898,7 +920,7 @@
         <w:t xml:space="preserve">Ghi chú: </w:t>
       </w:r>
       <w:r>
-        <w:t>Đề khoanh A. Cùng hình này, đề RHM K40 (câu 46) và K43 (câu 11) đều chọn "Loại II, biến thể 2": một bên mất răng tới cuối cung (loại II), bên còn răng có 2 khoảng mất răng xen kẽ (biến thể 2).</w:t>
+        <w:t>Cùng hình này, đề RHM K40 (câu 46), K43 (câu 11), K47 (câu 19) chọn "Loại II, biến thể 2": một bên mất răng tới cuối cung (loại II), bên còn răng có 2 khoảng mất răng xen kẽ (biến thể 2). Giáo trình PHTL (Bài 3): Kennedy loại V là mất răng một bên trên đoạn rất rộng chỉ còn 1–2 răng cối — hình này còn 3 răng nên không phải loại V.</w:t>
       </w:r>
     </w:p>
     <w:p>
@@ -1024,7 +1046,7 @@
         <w:t xml:space="preserve">Ghi chú: </w:t>
       </w:r>
       <w:r>
-        <w:t>Đề khoanh cả A và D, đầu câu bị đánh dấu X. Hình rõ hơn ở đề RHM K42 (câu 38, cùng phương án): còn 2 răng cửa giữa và răng cối cuối hai bên, hai vùng mất răng đều có răng giới hạn hai đầu → Kennedy loại III, biến thể 1.</w:t>
+        <w:t>Đề khoanh cả A và D. Ảnh: còn nhóm răng trước và răng cối cuối hai bên, hai vùng mất răng đều có răng giới hạn hai đầu → Kennedy loại III, biến thể 1. Loại VI theo giáo trình là mất răng hai bên trên đoạn rất rộng chỉ còn 1–2 răng chia đôi đoạn mất răng — không khớp vì ở đây còn nhiều răng trước.</w:t>
       </w:r>
     </w:p>
     <w:p>
@@ -1114,7 +1136,7 @@
         <w:t xml:space="preserve">Ghi chú: </w:t>
       </w:r>
       <w:r>
-        <w:t>Đề RHM K40 (câu 27, cùng câu hỏi) khoanh "Răng cối lớn".</w:t>
+        <w:t>Giáo trình PHTL (Bài 6, câu tự lượng giá 8 – đáp án A; Bài 30): răng cửa giữa hàm trên chọn theo cấu trúc xương mặt.</w:t>
       </w:r>
     </w:p>
     <w:p>
@@ -1588,7 +1610,7 @@
         <w:rPr>
           <w:b/>
         </w:rPr>
-        <w:t>Đáp án: A (AI làm đáp án)</w:t>
+        <w:t>Đáp án: B (AI làm đáp án)</w:t>
       </w:r>
     </w:p>
     <w:p>
@@ -1599,7 +1621,7 @@
         <w:t xml:space="preserve">Ghi chú: </w:t>
       </w:r>
       <w:r>
-        <w:t>Đề không khoanh câu này; đáp án lấy theo đề RHM K40 (câu 33, cùng câu hỏi).</w:t>
+        <w:t>Đề không khoanh câu này. Giáo trình PHTL (Bài 31, câu tự lượng giá 1 cùng nội dung – đáp án B): quỹ đạo răng cửa được xác định trước khi lên răng sau.</w:t>
       </w:r>
     </w:p>
     <w:p>
@@ -2117,7 +2139,7 @@
         <w:t xml:space="preserve">Ghi chú: </w:t>
       </w:r>
       <w:r>
-        <w:t>Đề RHM K40 (câu 57, cùng câu hỏi) khoanh D "Tất cả đều đúng".</w:t>
+        <w:t>Giáo trình PHTL (Bài 7, mục 2.1.3): thoa vaseline lên mặt thạch cao đáy khuôn để cách ly với thạch cao phần trên khuôn.</w:t>
       </w:r>
     </w:p>
     <w:p>
@@ -2365,7 +2387,7 @@
         <w:t xml:space="preserve">Ghi chú: </w:t>
       </w:r>
       <w:r>
-        <w:t>Đề RHM K40 (câu 60, cùng câu hỏi) khoanh D "Tất cả đều đúng".</w:t>
+        <w:t>Giáo trình PHTL (Bài 7, câu tự lượng giá 7 – đáp án C): Tripoli dùng để đánh bóng hàm.</w:t>
       </w:r>
     </w:p>
     <w:p>
@@ -2997,7 +3019,7 @@
         <w:rPr>
           <w:b/>
         </w:rPr>
-        <w:t>Đáp án: C (AI làm đáp án, khác phương án khoanh trong đề — nên kiểm tra)</w:t>
+        <w:t>Đáp án: C (AI làm đáp án — đề gốc khoanh B. Phần giữ của móc nằm ngay đường vòng lớn nhất)</w:t>
       </w:r>
     </w:p>
     <w:p>
@@ -3008,7 +3030,7 @@
         <w:t xml:space="preserve">Ghi chú: </w:t>
       </w:r>
       <w:r>
-        <w:t>Đề khoanh B. Phần giữ (đầu tay móc) nằm DƯỚI đường vòng lớn nhất, trong vùng lẹm — không nằm ngay trên đường vòng lớn nhất; tác dụng của nó là chống lực làm hàm sút ra theo chiều đứng (C). Chống lún là việc của tựa móc (D sai).</w:t>
+        <w:t>Giáo trình PHTL (Bài 13, mục 2.2.1): phần giữ là đầu tận cùng tay móc, đàn hồi hơn các phần khác, nằm trong vùng lẹm (dưới đường vòng lớn nhất) — không nằm ngay đường vòng lớn nhất (B sai) và không chôn trong nền nhựa (A sai, đó là phần nối); phần giữ giữ hàm lại, không cho hàm trượt ra theo chiều đứng (C). Chống lún là việc của tựa (D sai).</w:t>
       </w:r>
     </w:p>
     <w:p>
@@ -3087,7 +3109,18 @@
         <w:rPr>
           <w:b/>
         </w:rPr>
-        <w:t>Đáp án: A</w:t>
+        <w:t>Đáp án: C (AI làm đáp án — đề gốc khoanh A. Móc dây được làm bằng hợp kim không rỉ, cứng rắn, ít đàn hồi.)</w:t>
+      </w:r>
+    </w:p>
+    <w:p>
+      <w:r>
+        <w:rPr>
+          <w:b/>
+        </w:rPr>
+        <w:t xml:space="preserve">Ghi chú: </w:t>
+      </w:r>
+      <w:r>
+        <w:t>Giáo trình PHTL (Bài 13, mục 2.2.2): móc dây làm bằng hợp kim không rỉ, CÓ tính đàn hồi nhưng phải đủ cứng rắn (A ghi "ít đàn hồi" là sai); móc và nền nhựa ôm ít nhất 2/3 chu vi răng trụ (B sai); khi hàm không hoạt động, móc không được tác động lực lên răng trụ (D sai); tay móc phải ôm thân răng trụ khít để lưu giữ tốt (C đúng).</w:t>
       </w:r>
     </w:p>
     <w:p>
@@ -5181,7 +5214,7 @@
         <w:t xml:space="preserve">Ghi chú: </w:t>
       </w:r>
       <w:r>
-        <w:t>Đề RHM K40 (câu 54, cùng câu hỏi) khoanh B.</w:t>
+        <w:t>Giáo trình PHTL (Bài 4, mục 2.1.3): ấn khay từ sau ra trước, cho bệnh nhân mím môi, cử động để lấy dấu các thắng. Phương án B là các ý sai của câu tự lượng giá Bài 4 (ấn nhẹ tránh đau, giữ yên tránh biến dạng). Lưu ý đề in "ấn từ trước ra sau", khác giáo trình.</w:t>
       </w:r>
     </w:p>
     <w:sectPr>

--- a/Đề thi Phục Hình Tháo Lắp RHM/RHM K41.docx
+++ b/Đề thi Phục Hình Tháo Lắp RHM/RHM K41.docx
@@ -438,7 +438,7 @@
         <w:t xml:space="preserve">Ghi chú: </w:t>
       </w:r>
       <w:r>
-        <w:t>Theo Bảng 3.1 giáo trình PHTL (hệ số nhai): R11 = 2, R12 = 1, R28 = 2, R48 = 2 → B, C, D bằng nhau, câu hỏi có vấn đề. Đề khoanh C.</w:t>
+        <w:t>Theo Bảng 3.1 giáo trình PHTL (hệ số nhai): R11 = 2, R12 = 1, R28 = 2, R48 = 2 → “R11”, “R28”, “R48” bằng nhau, câu hỏi có vấn đề. Đề khoanh “R28”.</w:t>
       </w:r>
     </w:p>
     <w:p>
@@ -1046,7 +1046,7 @@
         <w:t xml:space="preserve">Ghi chú: </w:t>
       </w:r>
       <w:r>
-        <w:t>Đề khoanh cả A và D. Ảnh: còn nhóm răng trước và răng cối cuối hai bên, hai vùng mất răng đều có răng giới hạn hai đầu → Kennedy loại III, biến thể 1. Loại VI theo giáo trình là mất răng hai bên trên đoạn rất rộng chỉ còn 1–2 răng chia đôi đoạn mất răng — không khớp vì ở đây còn nhiều răng trước.</w:t>
+        <w:t>Đề khoanh cả “Loại III, biến thể 1” và “Loại VI”. Ảnh: còn nhóm răng trước và răng cối cuối hai bên, hai vùng mất răng đều có răng giới hạn hai đầu → Kennedy loại III, biến thể 1. Loại VI theo giáo trình là mất răng hai bên trên đoạn rất rộng chỉ còn 1–2 răng chia đôi đoạn mất răng — không khớp vì ở đây còn nhiều răng trước.</w:t>
       </w:r>
     </w:p>
     <w:p>
@@ -1136,7 +1136,7 @@
         <w:t xml:space="preserve">Ghi chú: </w:t>
       </w:r>
       <w:r>
-        <w:t>Giáo trình PHTL (Bài 6, câu tự lượng giá 8 – đáp án A; Bài 30): răng cửa giữa hàm trên chọn theo cấu trúc xương mặt.</w:t>
+        <w:t>Giáo trình PHTL (Bài 6, câu tự lượng giá 8 – đáp án “Răng cửa giữa”; Bài 30): răng cửa giữa hàm trên chọn theo cấu trúc xương mặt.</w:t>
       </w:r>
     </w:p>
     <w:p>
@@ -1621,7 +1621,7 @@
         <w:t xml:space="preserve">Ghi chú: </w:t>
       </w:r>
       <w:r>
-        <w:t>Đề không khoanh câu này. Giáo trình PHTL (Bài 31, câu tự lượng giá 1 cùng nội dung – đáp án B): quỹ đạo răng cửa được xác định trước khi lên răng sau.</w:t>
+        <w:t>Đề không khoanh câu này. Giáo trình PHTL (Bài 31, câu tự lượng giá 1 cùng nội dung – đáp án “Trước khi lên răng sau”): quỹ đạo răng cửa được xác định trước khi lên răng sau.</w:t>
       </w:r>
     </w:p>
     <w:p>
@@ -2387,7 +2387,7 @@
         <w:t xml:space="preserve">Ghi chú: </w:t>
       </w:r>
       <w:r>
-        <w:t>Giáo trình PHTL (Bài 7, câu tự lượng giá 7 – đáp án C): Tripoli dùng để đánh bóng hàm.</w:t>
+        <w:t>Giáo trình PHTL (Bài 7, câu tự lượng giá 7 – đáp án “Đánh bóng hàm nhựa”): Tripoli dùng để đánh bóng hàm.</w:t>
       </w:r>
     </w:p>
     <w:p>
@@ -3030,7 +3030,7 @@
         <w:t xml:space="preserve">Ghi chú: </w:t>
       </w:r>
       <w:r>
-        <w:t>Giáo trình PHTL (Bài 13, mục 2.2.1): phần giữ là đầu tận cùng tay móc, đàn hồi hơn các phần khác, nằm trong vùng lẹm (dưới đường vòng lớn nhất) — không nằm ngay đường vòng lớn nhất (B sai) và không chôn trong nền nhựa (A sai, đó là phần nối); phần giữ giữ hàm lại, không cho hàm trượt ra theo chiều đứng (C). Chống lún là việc của tựa (D sai).</w:t>
+        <w:t>Giáo trình PHTL (Bài 13, mục 2.2.1): phần giữ là đầu tận cùng tay móc, đàn hồi hơn các phần khác, nằm trong vùng lẹm (dưới đường vòng lớn nhất) — không nằm ngay đường vòng lớn nhất (“Phần giữ của móc nằm ngay đường vòng lớn nhất” sai) và không chôn trong nền nhựa (“Là phần tận cùng của tay móc, có tính đàn hồi hơn các phần khác và được chôn trong nền nhựa” sai, đó là phần nối); phần giữ giữ hàm lại, không cho hàm trượt ra theo chiều đứng (“Phần giữ có tác dụng giữ dính hàm, không cho hàm di chuyển theo chiều đứng”). Chống lún là việc của tựa (“Phần giữ có tác dụng giữ dính và chống lún hàm” sai).</w:t>
       </w:r>
     </w:p>
     <w:p>
@@ -3120,7 +3120,7 @@
         <w:t xml:space="preserve">Ghi chú: </w:t>
       </w:r>
       <w:r>
-        <w:t>Giáo trình PHTL (Bài 13, mục 2.2.2): móc dây làm bằng hợp kim không rỉ, CÓ tính đàn hồi nhưng phải đủ cứng rắn (A ghi "ít đàn hồi" là sai); móc và nền nhựa ôm ít nhất 2/3 chu vi răng trụ (B sai); khi hàm không hoạt động, móc không được tác động lực lên răng trụ (D sai); tay móc phải ôm thân răng trụ khít để lưu giữ tốt (C đúng).</w:t>
+        <w:t>Giáo trình PHTL (Bài 13, mục 2.2.2): móc dây làm bằng hợp kim không rỉ, CÓ tính đàn hồi nhưng phải đủ cứng rắn (“Móc dây được làm bằng hợp kim không rỉ, cứng rắn, ít đàn hồi” ghi "ít đàn hồi" là sai); móc và nền nhựa ôm ít nhất 2/3 chu vi răng trụ (“Móc và nền nhựa phải ôm ít nhất ¾ chu vi răng trụ” sai); khi hàm không hoạt động, móc không được tác động lực lên răng trụ (“Khi hàm giả không hoạt động chức năng, móc vẫn được tác dụng lực lên răng trụ” sai); tay móc phải ôm thân răng trụ khít để lưu giữ tốt (“Tay móc phải ôm khít khao thân răng trụ” đúng).</w:t>
       </w:r>
     </w:p>
     <w:p>
@@ -5214,7 +5214,7 @@
         <w:t xml:space="preserve">Ghi chú: </w:t>
       </w:r>
       <w:r>
-        <w:t>Giáo trình PHTL (Bài 4, mục 2.1.3): ấn khay từ sau ra trước, cho bệnh nhân mím môi, cử động để lấy dấu các thắng. Phương án B là các ý sai của câu tự lượng giá Bài 4 (ấn nhẹ tránh đau, giữ yên tránh biến dạng). Lưu ý đề in "ấn từ trước ra sau", khác giáo trình.</w:t>
+        <w:t>Giáo trình PHTL (Bài 4, mục 2.1.3): ấn khay từ sau ra trước, cho bệnh nhân mím môi, cử động để lấy dấu các thắng. Phương án “…nhẹ nhàng tránh làm đau bệnh nhân… bảo bệnh nhân há to và giữ yên…” lấy đúng các ý sai trong câu tự lượng giá Bài 4. Lưu ý đề in “ấn từ trước ra sau”, khác giáo trình.</w:t>
       </w:r>
     </w:p>
     <w:sectPr>

--- a/Đề thi Phục Hình Tháo Lắp RHM/RHM K41.docx
+++ b/Đề thi Phục Hình Tháo Lắp RHM/RHM K41.docx
@@ -435,10 +435,10 @@
         <w:rPr>
           <w:b/>
         </w:rPr>
-        <w:t xml:space="preserve">Ghi chú: </w:t>
-      </w:r>
-      <w:r>
-        <w:t>Theo Bảng 3.1 giáo trình PHTL (hệ số nhai): R11 = 2, R12 = 1, R28 = 2, R48 = 2 → “R11”, “R28”, “R48” bằng nhau, câu hỏi có vấn đề. Đề khoanh “R28”.</w:t>
+        <w:t xml:space="preserve">Giải thích: </w:t>
+      </w:r>
+      <w:r>
+        <w:t>Theo bảng hệ số nhai của giáo trình, hàm trên: răng 1 = 2, răng 2 = 1, răng 3 = 4, răng 4 và 5 = 3, răng 6 và 7 = 5, răng 8 = 2; hàm dưới giống hàm trên, chỉ khác răng 1 = 1. Như vậy R11, R28 và R48 cùng hệ số 2, cao hơn R12 (hệ số 1) nhưng bằng nhau, nên câu hỏi chưa chặt; đề khoanh R28. (Giáo trình PHTL, Bài 3, mục 3, Bảng 3.1)</w:t>
       </w:r>
     </w:p>
     <w:p>
@@ -668,18 +668,18 @@
         <w:rPr>
           <w:b/>
         </w:rPr>
-        <w:t>Đáp án: A (AI làm đáp án — đề gốc khoanh B. Loại III, biến thể 1)</w:t>
-      </w:r>
-    </w:p>
-    <w:p>
-      <w:r>
-        <w:rPr>
-          <w:b/>
-        </w:rPr>
-        <w:t xml:space="preserve">Ghi chú: </w:t>
-      </w:r>
-      <w:r>
-        <w:t>Hình: còn 6 răng trước và một răng cối bên phải; bên trái mất hết răng sau tới cuối cung (không còn răng giới hạn phía xa) → Kennedy loại II; bên phải có thêm một khoảng mất răng giữa răng nanh và răng cối → biến thể 1 (giáo trình PHTL Bài 3, mục 4.1–4.2).</w:t>
+        <w:t>Đáp án: A (AI làm đáp án — đề gốc chọn B. Loại III, biến thể 1)</w:t>
+      </w:r>
+    </w:p>
+    <w:p>
+      <w:r>
+        <w:rPr>
+          <w:b/>
+        </w:rPr>
+        <w:t xml:space="preserve">Giải thích: </w:t>
+      </w:r>
+      <w:r>
+        <w:t>Cách phân loại Kennedy: xác định loại căn bản theo vùng mất răng phía sau, rồi đếm các khoảng mất răng còn lại làm biến thể. Trong hình, bên trái mất hết răng sau tới cuối cung (không còn răng giới hạn phía xa) → mất răng sau một bên là loại II; bên phải còn răng cối ở cuối nên khoảng mất răng giữa răng nanh và răng cối là một khoảng phụ → biến thể 1. (Giáo trình PHTL, Bài 3 – Những điểm căn bản, mục 4.1–4.2)</w:t>
       </w:r>
     </w:p>
     <w:p>
@@ -909,18 +909,29 @@
         <w:rPr>
           <w:b/>
         </w:rPr>
-        <w:t>Đáp án: C (AI làm đáp án — đề gốc khoanh A. Loại V)</w:t>
-      </w:r>
-    </w:p>
-    <w:p>
-      <w:r>
-        <w:rPr>
-          <w:b/>
-        </w:rPr>
-        <w:t xml:space="preserve">Ghi chú: </w:t>
-      </w:r>
-      <w:r>
-        <w:t>Cùng hình này, đề RHM K40 (câu 46), K43 (câu 11), K47 (câu 19) chọn "Loại II, biến thể 2": một bên mất răng tới cuối cung (loại II), bên còn răng có 2 khoảng mất răng xen kẽ (biến thể 2). Giáo trình PHTL (Bài 3): Kennedy loại V là mất răng một bên trên đoạn rất rộng chỉ còn 1–2 răng cối — hình này còn 3 răng nên không phải loại V.</w:t>
+        <w:t>Đáp án: C (AI làm đáp án — đề gốc chọn A. Loại V)</w:t>
+      </w:r>
+    </w:p>
+    <w:p>
+      <w:r>
+        <w:rPr>
+          <w:b/>
+        </w:rPr>
+        <w:t xml:space="preserve">Giải thích: </w:t>
+      </w:r>
+      <w:r>
+        <w:t>Trong hình, một bên mất hết răng sau tới cuối cung (không còn răng giới hạn phía xa) → theo Kennedy là loại II (mất răng sau một bên). Bên còn lại còn 3 răng rời nhau, tạo thành 2 khoảng mất răng có răng giới hạn hai đầu; mỗi khoảng mất răng thêm vào là một biến thể → loại II, biến thể 2. (Giáo trình PHTL, Bài 3, mục 4.1–4.2)</w:t>
+      </w:r>
+    </w:p>
+    <w:p>
+      <w:r>
+        <w:rPr>
+          <w:b/>
+        </w:rPr>
+        <w:t xml:space="preserve">Ghi chú bản scan: </w:t>
+      </w:r>
+      <w:r>
+        <w:t>Đề RHM K40 (câu 46), K43 (câu 11), K47 (câu 19) dùng cùng hình và đều chọn “Loại II, biến thể 2”.</w:t>
       </w:r>
     </w:p>
     <w:p>
@@ -1043,10 +1054,21 @@
         <w:rPr>
           <w:b/>
         </w:rPr>
-        <w:t xml:space="preserve">Ghi chú: </w:t>
-      </w:r>
-      <w:r>
-        <w:t>Đề khoanh cả “Loại III, biến thể 1” và “Loại VI”. Ảnh: còn nhóm răng trước và răng cối cuối hai bên, hai vùng mất răng đều có răng giới hạn hai đầu → Kennedy loại III, biến thể 1. Loại VI theo giáo trình là mất răng hai bên trên đoạn rất rộng chỉ còn 1–2 răng chia đôi đoạn mất răng — không khớp vì ở đây còn nhiều răng trước.</w:t>
+        <w:t xml:space="preserve">Giải thích: </w:t>
+      </w:r>
+      <w:r>
+        <w:t>Trong ảnh, nhóm răng trước còn đủ và mỗi bên còn răng cối ở cuối cung; hai vùng mất răng hai bên đều có răng giới hạn ở hai đầu. Theo Kennedy, vùng mất răng có răng kẹp hai đầu là loại III; vùng mất răng thứ hai tính là một khoảng phụ → loại III, biến thể 1. (Giáo trình PHTL, Bài 3, mục 4.1–4.2)</w:t>
+      </w:r>
+    </w:p>
+    <w:p>
+      <w:r>
+        <w:rPr>
+          <w:b/>
+        </w:rPr>
+        <w:t xml:space="preserve">Ghi chú bản scan: </w:t>
+      </w:r>
+      <w:r>
+        <w:t>Đề gốc khoanh cả “Loại III, biến thể 1” và “Loại VI”.</w:t>
       </w:r>
     </w:p>
     <w:p>
@@ -1133,10 +1155,10 @@
         <w:rPr>
           <w:b/>
         </w:rPr>
-        <w:t xml:space="preserve">Ghi chú: </w:t>
-      </w:r>
-      <w:r>
-        <w:t>Giáo trình PHTL (Bài 6, câu tự lượng giá 8 – đáp án “Răng cửa giữa”; Bài 30): răng cửa giữa hàm trên chọn theo cấu trúc xương mặt.</w:t>
+        <w:t xml:space="preserve">Giải thích: </w:t>
+      </w:r>
+      <w:r>
+        <w:t>Răng cửa giữa hàm trên là răng ảnh hưởng thẩm mỹ nhiều nhất, được chọn theo cấu trúc xương mặt và độ cong phần mềm của khuôn mặt: hình dáng răng ngược với hình dáng khuôn mặt (vuông, tam giác, bầu dục — theo Williams), đồng thời hài hòa với dáng mũi và khuôn mặt nhìn nghiêng. (Giáo trình PHTL, Bài 30 – Chọn răng và lên răng trước, mục 1.1.1; Bài 6, câu tự lượng giá 8)</w:t>
       </w:r>
     </w:p>
     <w:p>
@@ -1618,10 +1640,21 @@
         <w:rPr>
           <w:b/>
         </w:rPr>
-        <w:t xml:space="preserve">Ghi chú: </w:t>
-      </w:r>
-      <w:r>
-        <w:t>Đề không khoanh câu này. Giáo trình PHTL (Bài 31, câu tự lượng giá 1 cùng nội dung – đáp án “Trước khi lên răng sau”): quỹ đạo răng cửa được xác định trước khi lên răng sau.</w:t>
+        <w:t xml:space="preserve">Giải thích: </w:t>
+      </w:r>
+      <w:r>
+        <w:t>Quỹ đạo răng cửa (độ dốc hướng dẫn của răng cửa khi hàm dưới trượt ra trước) cùng quỹ đạo lồi cầu quyết định chiều cao múi và độ nghiêng mặt nhai của răng sau để có khớp cắn thăng bằng. Vì vậy trước khi lên răng sau phải hoàn tất: định hướng mặt phẳng nhai, xác định kích thước dọc và tương quan trung tâm, chuyển quỹ đạo lồi cầu và điều chỉnh phần hướng dẫn răng cửa trên giá khớp. (Giáo trình PHTL, Bài 31 – Chọn răng và lên răng sau, phần mở đầu; câu tự lượng giá 1)</w:t>
+      </w:r>
+    </w:p>
+    <w:p>
+      <w:r>
+        <w:rPr>
+          <w:b/>
+        </w:rPr>
+        <w:t xml:space="preserve">Ghi chú bản scan: </w:t>
+      </w:r>
+      <w:r>
+        <w:t>Đề gốc không khoanh câu này.</w:t>
       </w:r>
     </w:p>
     <w:p>
@@ -1708,10 +1741,21 @@
         <w:rPr>
           <w:b/>
         </w:rPr>
-        <w:t xml:space="preserve">Ghi chú: </w:t>
-      </w:r>
-      <w:r>
-        <w:t>Đề không khoanh câu này; đáp án lấy theo đề RHM K40 (câu 34, cùng câu hỏi).</w:t>
+        <w:t xml:space="preserve">Giải thích: </w:t>
+      </w:r>
+      <w:r>
+        <w:t>Răng giả phía sau hàm dưới không được sắp xa hơn điểm bắt đầu của đường dốc đi lên của sống hàm (bờ trước gối hậu nha). Nếu sắp lên phần dốc này, lực nhai sẽ đẩy hàm giả trượt ra phía trước, làm hàm mất vững. (Giáo trình PHTL, Bài 5 – Tương quan khớp cắn, mục 2; Bài 31, câu tự lượng giá 2)</w:t>
+      </w:r>
+    </w:p>
+    <w:p>
+      <w:r>
+        <w:rPr>
+          <w:b/>
+        </w:rPr>
+        <w:t xml:space="preserve">Ghi chú bản scan: </w:t>
+      </w:r>
+      <w:r>
+        <w:t>Đề gốc không khoanh câu này.</w:t>
       </w:r>
     </w:p>
     <w:p>
@@ -1798,10 +1842,21 @@
         <w:rPr>
           <w:b/>
         </w:rPr>
-        <w:t xml:space="preserve">Ghi chú: </w:t>
-      </w:r>
-      <w:r>
-        <w:t>Đề không khoanh câu này; đáp án lấy theo đề RHM K40 (câu 35, cùng câu hỏi).</w:t>
+        <w:t xml:space="preserve">Giải thích: </w:t>
+      </w:r>
+      <w:r>
+        <w:t>Chiều rộng ngoài – trong của răng cối giả tùy thuộc hình dáng sống hàm còn lại: sống hàm lớn thì chọn mặt nhai lớn, sống hàm nhỏ thì chọn răng hẹp hơn. Răng giả thường hẹp hơn răng thật để giảm lực lên xương hàm, tránh tiêu xương, và mặt trong cung răng giả không được vượt quá đường chéo trong. (Giáo trình PHTL, Bài 6, mục 2.2.3; Bài 31, mục 1.1.3 và câu tự lượng giá 3)</w:t>
+      </w:r>
+    </w:p>
+    <w:p>
+      <w:r>
+        <w:rPr>
+          <w:b/>
+        </w:rPr>
+        <w:t xml:space="preserve">Ghi chú bản scan: </w:t>
+      </w:r>
+      <w:r>
+        <w:t>Đề gốc không khoanh câu này.</w:t>
       </w:r>
     </w:p>
     <w:p>
@@ -1888,10 +1943,21 @@
         <w:rPr>
           <w:b/>
         </w:rPr>
-        <w:t xml:space="preserve">Ghi chú: </w:t>
-      </w:r>
-      <w:r>
-        <w:t>Đề không khoanh câu này; đáp án lấy theo đề RHM K40 (câu 36, cùng câu hỏi).</w:t>
+        <w:t xml:space="preserve">Giải thích: </w:t>
+      </w:r>
+      <w:r>
+        <w:t>Giáo trình nêu hai cách lên răng sau hàm dưới tùy mức tiêu xương của sống hàm trên. Khi sống hàm trên tiêu xương ít, rãnh giữa răng hàm dưới đặt ngay trên đỉnh sống hàm dưới; khi sống hàm trên tiêu xương nhiều (sống hàm trên thu hẹp lại), đặt đỉnh múi ngoài răng hàm dưới ngay trên đỉnh sống hàm để hai cung răng vẫn ăn khớp với nhau. (Giáo trình PHTL, Bài 31 – Chọn răng và lên răng sau, mục 2.1; câu tự lượng giá 4)</w:t>
+      </w:r>
+    </w:p>
+    <w:p>
+      <w:r>
+        <w:rPr>
+          <w:b/>
+        </w:rPr>
+        <w:t xml:space="preserve">Ghi chú bản scan: </w:t>
+      </w:r>
+      <w:r>
+        <w:t>Đề gốc không khoanh câu này.</w:t>
       </w:r>
     </w:p>
     <w:p>
@@ -2136,10 +2202,10 @@
         <w:rPr>
           <w:b/>
         </w:rPr>
-        <w:t xml:space="preserve">Ghi chú: </w:t>
-      </w:r>
-      <w:r>
-        <w:t>Giáo trình PHTL (Bài 7, mục 2.1.3): thoa vaseline lên mặt thạch cao đáy khuôn để cách ly với thạch cao phần trên khuôn.</w:t>
+        <w:t xml:space="preserve">Giải thích: </w:t>
+      </w:r>
+      <w:r>
+        <w:t>Khi vô khuôn, thạch cao phần đáy khuôn được đổ trước; khi lớp này đã cứng, thoa một lớp vaseline lên mặt thạch cao rồi mới đặt phần trên khuôn và đổ tiếp thạch cao. Lớp vaseline làm hai khối thạch cao không dính vào nhau, nhờ đó tách được hai nửa khuôn khi dội sáp và khi gỡ hàm. (Giáo trình PHTL, Bài 7 – Các giai đoạn labo, mục 2.1.3)</w:t>
       </w:r>
     </w:p>
     <w:p>
@@ -2384,10 +2450,10 @@
         <w:rPr>
           <w:b/>
         </w:rPr>
-        <w:t xml:space="preserve">Ghi chú: </w:t>
-      </w:r>
-      <w:r>
-        <w:t>Giáo trình PHTL (Bài 7, câu tự lượng giá 7 – đáp án “Đánh bóng hàm nhựa”): Tripoli dùng để đánh bóng hàm.</w:t>
+        <w:t xml:space="preserve">Giải thích: </w:t>
+      </w:r>
+      <w:r>
+        <w:t>Tripoli là bột đánh bóng. Ở bước cuối cùng của khâu hoàn thiện, hàm giả được lau khô rồi đánh bóng lần cuối bằng bánh xe vải khô với Tripoli để hàm thật láng và bóng. (Giáo trình PHTL, Bài 7 – Các giai đoạn labo, mục 2.8.5; câu tự lượng giá 7)</w:t>
       </w:r>
     </w:p>
     <w:p>
@@ -3019,18 +3085,18 @@
         <w:rPr>
           <w:b/>
         </w:rPr>
-        <w:t>Đáp án: C (AI làm đáp án — đề gốc khoanh B. Phần giữ của móc nằm ngay đường vòng lớn nhất)</w:t>
-      </w:r>
-    </w:p>
-    <w:p>
-      <w:r>
-        <w:rPr>
-          <w:b/>
-        </w:rPr>
-        <w:t xml:space="preserve">Ghi chú: </w:t>
-      </w:r>
-      <w:r>
-        <w:t>Giáo trình PHTL (Bài 13, mục 2.2.1): phần giữ là đầu tận cùng tay móc, đàn hồi hơn các phần khác, nằm trong vùng lẹm (dưới đường vòng lớn nhất) — không nằm ngay đường vòng lớn nhất (“Phần giữ của móc nằm ngay đường vòng lớn nhất” sai) và không chôn trong nền nhựa (“Là phần tận cùng của tay móc, có tính đàn hồi hơn các phần khác và được chôn trong nền nhựa” sai, đó là phần nối); phần giữ giữ hàm lại, không cho hàm trượt ra theo chiều đứng (“Phần giữ có tác dụng giữ dính hàm, không cho hàm di chuyển theo chiều đứng”). Chống lún là việc của tựa (“Phần giữ có tác dụng giữ dính và chống lún hàm” sai).</w:t>
+        <w:t>Đáp án: C (AI làm đáp án — đề gốc chọn B. Phần giữ của móc nằm ngay đường vòng lớn nhất)</w:t>
+      </w:r>
+    </w:p>
+    <w:p>
+      <w:r>
+        <w:rPr>
+          <w:b/>
+        </w:rPr>
+        <w:t xml:space="preserve">Giải thích: </w:t>
+      </w:r>
+      <w:r>
+        <w:t>Móc dây gồm ba phần: phần giữ, phần ôm và phần nối. Phần giữ là đầu tận cùng của tay móc, đàn hồi hơn các phần khác và nằm trong vùng lẹm (dưới đường vòng lớn nhất) của răng trụ. Muốn tháo hàm ra, đầu móc phải vượt qua chỗ phình nhất của răng, vì vậy phần giữ giữ hàm lại, không cho hàm bị kéo ra theo chiều đứng. (Giáo trình PHTL, Bài 13 – Móc, mục 2.2.1 và 2.3.1.3)</w:t>
       </w:r>
     </w:p>
     <w:p>
@@ -3109,18 +3175,18 @@
         <w:rPr>
           <w:b/>
         </w:rPr>
-        <w:t>Đáp án: C (AI làm đáp án — đề gốc khoanh A. Móc dây được làm bằng hợp kim không rỉ, cứng rắn, ít đàn hồi.)</w:t>
-      </w:r>
-    </w:p>
-    <w:p>
-      <w:r>
-        <w:rPr>
-          <w:b/>
-        </w:rPr>
-        <w:t xml:space="preserve">Ghi chú: </w:t>
-      </w:r>
-      <w:r>
-        <w:t>Giáo trình PHTL (Bài 13, mục 2.2.2): móc dây làm bằng hợp kim không rỉ, CÓ tính đàn hồi nhưng phải đủ cứng rắn (“Móc dây được làm bằng hợp kim không rỉ, cứng rắn, ít đàn hồi” ghi "ít đàn hồi" là sai); móc và nền nhựa ôm ít nhất 2/3 chu vi răng trụ (“Móc và nền nhựa phải ôm ít nhất ¾ chu vi răng trụ” sai); khi hàm không hoạt động, móc không được tác động lực lên răng trụ (“Khi hàm giả không hoạt động chức năng, móc vẫn được tác dụng lực lên răng trụ” sai); tay móc phải ôm thân răng trụ khít để lưu giữ tốt (“Tay móc phải ôm khít khao thân răng trụ” đúng).</w:t>
+        <w:t>Đáp án: C (AI làm đáp án — đề gốc chọn A. Móc dây được làm bằng hợp kim không rỉ, cứng rắn, ít đàn hồi.)</w:t>
+      </w:r>
+    </w:p>
+    <w:p>
+      <w:r>
+        <w:rPr>
+          <w:b/>
+        </w:rPr>
+        <w:t xml:space="preserve">Giải thích: </w:t>
+      </w:r>
+      <w:r>
+        <w:t>Theo giáo trình, tay móc phải ôm thân răng trụ khít để có độ lưu giữ tốt; tay móc là một đường cong liên tục, không gãy khúc, đầu móc được mài trơn láng. Móc dây được uốn từ hợp kim không rỉ, có tính đàn hồi nhưng phải đủ cứng rắn. (Giáo trình PHTL, Bài 13 – Móc, mục 2.2.2)</w:t>
       </w:r>
     </w:p>
     <w:p>
@@ -5211,10 +5277,10 @@
         <w:rPr>
           <w:b/>
         </w:rPr>
-        <w:t xml:space="preserve">Ghi chú: </w:t>
-      </w:r>
-      <w:r>
-        <w:t>Giáo trình PHTL (Bài 4, mục 2.1.3): ấn khay từ sau ra trước, cho bệnh nhân mím môi, cử động để lấy dấu các thắng. Phương án “…nhẹ nhàng tránh làm đau bệnh nhân… bảo bệnh nhân há to và giữ yên…” lấy đúng các ý sai trong câu tự lượng giá Bài 4. Lưu ý đề in “ấn từ trước ra sau”, khác giáo trình.</w:t>
+        <w:t xml:space="preserve">Giải thích: </w:t>
+      </w:r>
+      <w:r>
+        <w:t>Kỹ thuật lấy dấu alginate: đặt khay đúng vị trí, ấn khay cho alginate tràn ra khỏi khay và lấp đầy đáy hành lang, đồng thời yêu cầu bệnh nhân mím môi, cử động môi má (hàm dưới thì đưa lưỡi ra trước, sang bên) để ghi lại dấu các thắng và giới hạn đáy hành lang. Sau đó giữ khay yên, không thay đổi áp lực cho tới khi alginate đông cứng hoàn toàn mới lấy ra. Phương án này đúng ở ý cho bệnh nhân cử động môi; lưu ý giáo trình ghi ấn khay từ sau ra trước, còn đề in ngược lại. (Giáo trình PHTL, Bài 4 – Vật liệu và phương pháp lấy dấu, mục 2.1.3)</w:t>
       </w:r>
     </w:p>
     <w:sectPr>
